--- a/Backend/Director_Disclosure/Output_Disclosures/2024-25/ADANI_GREEN_ENERGY__TAMILNADU__LIMITED/MBP-1/MBP1_Raj_Kumar_Jain_07414460.docx
+++ b/Backend/Director_Disclosure/Output_Disclosures/2024-25/ADANI_GREEN_ENERGY__TAMILNADU__LIMITED/MBP-1/MBP1_Raj_Kumar_Jain_07414460.docx
@@ -93,197 +93,17 @@
     </w:p>
     <w:p>
       <w:pPr>
-        <w:spacing w:before="0" w:after="0"/>
-        <w:jc w:val="left"/>
-      </w:pPr>
-      <w:r>
-        <w:rPr>
-          <w:rFonts w:ascii="Adani" w:hAnsi="Adani"/>
-          <w:b w:val="0"/>
-          <w:sz w:val="20"/>
-          <w:u w:val="none"/>
-        </w:rPr>
-        <w:t>ADANI WIND ENERGY (GUJARAT) LIMITED</w:t>
-      </w:r>
-    </w:p>
-    <w:p>
-      <w:pPr>
-        <w:spacing w:before="0" w:after="0"/>
-        <w:jc w:val="left"/>
-      </w:pPr>
-      <w:r>
-        <w:rPr>
-          <w:rFonts w:ascii="Adani" w:hAnsi="Adani"/>
-          <w:b w:val="0"/>
-          <w:sz w:val="20"/>
-          <w:u w:val="none"/>
-        </w:rPr>
-        <w:t>ADANI SOLAR ENERGY AP FIVE LIMITED</w:t>
-      </w:r>
-    </w:p>
-    <w:p>
-      <w:pPr>
-        <w:spacing w:before="0" w:after="0"/>
-        <w:jc w:val="left"/>
-      </w:pPr>
-      <w:r>
-        <w:rPr>
-          <w:rFonts w:ascii="Adani" w:hAnsi="Adani"/>
-          <w:b w:val="0"/>
-          <w:sz w:val="20"/>
-          <w:u w:val="none"/>
-        </w:rPr>
-        <w:t>ADANI WIND ENERGY KUTCHH THREE LIMITED</w:t>
-      </w:r>
-    </w:p>
-    <w:p>
-      <w:pPr>
-        <w:spacing w:before="0" w:after="0"/>
-        <w:jc w:val="left"/>
-      </w:pPr>
-      <w:r>
-        <w:rPr>
-          <w:rFonts w:ascii="Adani" w:hAnsi="Adani"/>
-          <w:b w:val="0"/>
-          <w:sz w:val="20"/>
-          <w:u w:val="none"/>
-        </w:rPr>
-        <w:t>WIND THREE RENERGY LIMITED</w:t>
-      </w:r>
-    </w:p>
-    <w:p>
-      <w:pPr>
-        <w:spacing w:before="0" w:after="0"/>
-        <w:jc w:val="left"/>
-      </w:pPr>
-      <w:r>
-        <w:rPr>
-          <w:rFonts w:ascii="Adani" w:hAnsi="Adani"/>
-          <w:b w:val="0"/>
-          <w:sz w:val="20"/>
-          <w:u w:val="none"/>
-        </w:rPr>
-        <w:t>WIND ONE RENERGY LIMITED</w:t>
-      </w:r>
-    </w:p>
-    <w:p>
-      <w:pPr>
-        <w:spacing w:before="0" w:after="0"/>
-        <w:jc w:val="left"/>
-      </w:pPr>
-      <w:r>
-        <w:rPr>
-          <w:rFonts w:ascii="Adani" w:hAnsi="Adani"/>
-          <w:b w:val="0"/>
-          <w:sz w:val="20"/>
-          <w:u w:val="none"/>
-        </w:rPr>
-        <w:t>ADANI RENEWABLE ENERGY (RJ) LIMITED</w:t>
-      </w:r>
-    </w:p>
-    <w:p>
-      <w:pPr>
-        <w:spacing w:before="0" w:after="0"/>
-        <w:jc w:val="left"/>
-      </w:pPr>
-      <w:r>
-        <w:rPr>
-          <w:rFonts w:ascii="Adani" w:hAnsi="Adani"/>
-          <w:b w:val="0"/>
-          <w:sz w:val="20"/>
-          <w:u w:val="none"/>
-        </w:rPr>
-        <w:t>ADANI RENEWABLE ENERGY (KA) LIMITED</w:t>
-      </w:r>
-    </w:p>
-    <w:p>
-      <w:pPr>
-        <w:spacing w:before="0" w:after="0"/>
-        <w:jc w:val="left"/>
-      </w:pPr>
-      <w:r>
-        <w:rPr>
-          <w:rFonts w:ascii="Adani" w:hAnsi="Adani"/>
-          <w:b w:val="0"/>
-          <w:sz w:val="20"/>
-          <w:u w:val="none"/>
-        </w:rPr>
-        <w:t>ADANI RENEWABLE ENERGY (MH) LIMITED</w:t>
-      </w:r>
-    </w:p>
-    <w:p>
-      <w:pPr>
-        <w:spacing w:before="0" w:after="0"/>
-        <w:jc w:val="left"/>
-      </w:pPr>
-      <w:r>
-        <w:rPr>
-          <w:rFonts w:ascii="Adani" w:hAnsi="Adani"/>
-          <w:b w:val="0"/>
-          <w:sz w:val="20"/>
-          <w:u w:val="none"/>
-        </w:rPr>
-        <w:t>KODANGAL SOLAR PARKS LIMITED</w:t>
-      </w:r>
-    </w:p>
-    <w:p>
-      <w:pPr>
-        <w:spacing w:before="0" w:after="0"/>
-        <w:jc w:val="left"/>
-      </w:pPr>
-      <w:r>
-        <w:rPr>
-          <w:rFonts w:ascii="Adani" w:hAnsi="Adani"/>
-          <w:b w:val="0"/>
-          <w:sz w:val="20"/>
-          <w:u w:val="none"/>
-        </w:rPr>
-        <w:t>ADANI GREEN ENERGY (UP) LIMITED</w:t>
-      </w:r>
-    </w:p>
-    <w:p>
-      <w:pPr>
-        <w:spacing w:before="0" w:after="0"/>
-        <w:jc w:val="left"/>
-      </w:pPr>
-      <w:r>
-        <w:rPr>
-          <w:rFonts w:ascii="Adani" w:hAnsi="Adani"/>
-          <w:b w:val="0"/>
-          <w:sz w:val="20"/>
-          <w:u w:val="none"/>
-        </w:rPr>
-        <w:t>ADANI GREEN ENERGY (TAMILNADU) LIMITED</w:t>
-      </w:r>
-    </w:p>
-    <w:p>
-      <w:pPr>
-        <w:spacing w:before="0" w:after="0"/>
-        <w:jc w:val="left"/>
-      </w:pPr>
-      <w:r>
-        <w:rPr>
-          <w:rFonts w:ascii="Adani" w:hAnsi="Adani"/>
-          <w:b w:val="0"/>
-          <w:sz w:val="20"/>
-          <w:u w:val="none"/>
-        </w:rPr>
-        <w:t>ADANI WIND ENERGY (GUJARAT) PRIVATE LIMITED</w:t>
-      </w:r>
-    </w:p>
-    <w:p>
-      <w:pPr>
         <w:spacing w:before="0" w:after="160"/>
         <w:jc w:val="left"/>
       </w:pPr>
       <w:r>
         <w:rPr>
           <w:rFonts w:ascii="Adani" w:hAnsi="Adani"/>
-          <w:b w:val="0"/>
+          <w:b/>
           <w:sz w:val="20"/>
           <w:u w:val="none"/>
         </w:rPr>
-        <w:t>MISHA ORGANIC FARMS LLP</w:t>
+        <w:t>ADANI GREEN ENERGY (TAMILNADU) LIMITED</w:t>
       </w:r>
     </w:p>
     <w:p>
@@ -339,7 +159,7 @@
           <w:sz w:val="20"/>
           <w:u w:val="none"/>
         </w:rPr>
-        <w:t>{{FATHER_NAME}}</w:t>
+        <w:t>Mr. Tara Chand Jain</w:t>
       </w:r>
       <w:r>
         <w:rPr>
@@ -2131,6 +1951,148 @@
                 <w:sz w:val="18"/>
                 <w:u w:val="none"/>
               </w:rPr>
+              <w:t>RAMNAD SOLAR POWER LIMITED</w:t>
+            </w:r>
+          </w:p>
+        </w:tc>
+        <w:tc>
+          <w:tcPr>
+            <w:tcW w:type="dxa" w:w="1814"/>
+            <w:shd w:val="clear" w:color="auto" w:fill="FFFFFF"/>
+            <w:tcBorders>
+              <w:top w:val="single" w:sz="4" w:space="0" w:color="000000"/>
+              <w:left w:val="single" w:sz="4" w:space="0" w:color="000000"/>
+              <w:bottom w:val="single" w:sz="4" w:space="0" w:color="000000"/>
+              <w:right w:val="single" w:sz="4" w:space="0" w:color="000000"/>
+            </w:tcBorders>
+            <w:vAlign w:val="center"/>
+          </w:tcPr>
+          <w:p>
+            <w:pPr>
+              <w:spacing w:before="40" w:after="40"/>
+              <w:jc w:val="left"/>
+            </w:pPr>
+            <w:r>
+              <w:rPr>
+                <w:rFonts w:ascii="Adani" w:hAnsi="Adani"/>
+                <w:b w:val="0"/>
+                <w:sz w:val="18"/>
+                <w:u w:val="none"/>
+              </w:rPr>
+              <w:t>Wholetime Director</w:t>
+            </w:r>
+          </w:p>
+        </w:tc>
+        <w:tc>
+          <w:tcPr>
+            <w:tcW w:type="dxa" w:w="1020"/>
+            <w:shd w:val="clear" w:color="auto" w:fill="FFFFFF"/>
+            <w:tcBorders>
+              <w:top w:val="single" w:sz="4" w:space="0" w:color="000000"/>
+              <w:left w:val="single" w:sz="4" w:space="0" w:color="000000"/>
+              <w:bottom w:val="single" w:sz="4" w:space="0" w:color="000000"/>
+              <w:right w:val="single" w:sz="4" w:space="0" w:color="000000"/>
+            </w:tcBorders>
+            <w:vAlign w:val="center"/>
+          </w:tcPr>
+          <w:p>
+            <w:pPr>
+              <w:spacing w:before="40" w:after="40"/>
+              <w:jc w:val="left"/>
+            </w:pPr>
+            <w:r>
+              <w:rPr>
+                <w:rFonts w:ascii="Adani" w:hAnsi="Adani"/>
+                <w:b w:val="0"/>
+                <w:sz w:val="18"/>
+                <w:u w:val="none"/>
+              </w:rPr>
+              <w:t>NIL</w:t>
+            </w:r>
+          </w:p>
+        </w:tc>
+        <w:tc>
+          <w:tcPr>
+            <w:tcW w:type="dxa" w:w="1247"/>
+            <w:shd w:val="clear" w:color="auto" w:fill="FFFFFF"/>
+            <w:tcBorders>
+              <w:top w:val="single" w:sz="4" w:space="0" w:color="000000"/>
+              <w:left w:val="single" w:sz="4" w:space="0" w:color="000000"/>
+              <w:bottom w:val="single" w:sz="4" w:space="0" w:color="000000"/>
+              <w:right w:val="single" w:sz="4" w:space="0" w:color="000000"/>
+            </w:tcBorders>
+            <w:vAlign w:val="center"/>
+          </w:tcPr>
+          <w:p>
+            <w:pPr>
+              <w:spacing w:before="40" w:after="40"/>
+              <w:jc w:val="left"/>
+            </w:pPr>
+            <w:r>
+              <w:rPr>
+                <w:rFonts w:ascii="Adani" w:hAnsi="Adani"/>
+                <w:b w:val="0"/>
+                <w:sz w:val="18"/>
+                <w:u w:val="none"/>
+              </w:rPr>
+              <w:t>08/11/2017</w:t>
+            </w:r>
+          </w:p>
+        </w:tc>
+      </w:tr>
+      <w:tr>
+        <w:tc>
+          <w:tcPr>
+            <w:tcW w:type="dxa" w:w="680"/>
+            <w:shd w:val="clear" w:color="auto" w:fill="FFFFFF"/>
+            <w:tcBorders>
+              <w:top w:val="single" w:sz="4" w:space="0" w:color="000000"/>
+              <w:left w:val="single" w:sz="4" w:space="0" w:color="000000"/>
+              <w:bottom w:val="single" w:sz="4" w:space="0" w:color="000000"/>
+              <w:right w:val="single" w:sz="4" w:space="0" w:color="000000"/>
+            </w:tcBorders>
+            <w:vAlign w:val="center"/>
+          </w:tcPr>
+          <w:p>
+            <w:pPr>
+              <w:spacing w:before="40" w:after="40"/>
+              <w:jc w:val="left"/>
+            </w:pPr>
+            <w:r>
+              <w:rPr>
+                <w:rFonts w:ascii="Adani" w:hAnsi="Adani"/>
+                <w:b w:val="0"/>
+                <w:sz w:val="18"/>
+                <w:u w:val="none"/>
+              </w:rPr>
+              <w:t>13</w:t>
+            </w:r>
+          </w:p>
+        </w:tc>
+        <w:tc>
+          <w:tcPr>
+            <w:tcW w:type="dxa" w:w="3969"/>
+            <w:shd w:val="clear" w:color="auto" w:fill="FFFFFF"/>
+            <w:tcBorders>
+              <w:top w:val="single" w:sz="4" w:space="0" w:color="000000"/>
+              <w:left w:val="single" w:sz="4" w:space="0" w:color="000000"/>
+              <w:bottom w:val="single" w:sz="4" w:space="0" w:color="000000"/>
+              <w:right w:val="single" w:sz="4" w:space="0" w:color="000000"/>
+            </w:tcBorders>
+            <w:vAlign w:val="center"/>
+          </w:tcPr>
+          <w:p>
+            <w:pPr>
+              <w:spacing w:before="40" w:after="40"/>
+              <w:jc w:val="left"/>
+            </w:pPr>
+            <w:r>
+              <w:rPr>
+                <w:rFonts w:ascii="Adani" w:hAnsi="Adani"/>
+                <w:b w:val="0"/>
+                <w:sz w:val="18"/>
+                <w:u w:val="none"/>
+              </w:rPr>
               <w:t>ADANI WIND ENERGY (GUJARAT) PRIVATE LIMITED</w:t>
             </w:r>
           </w:p>
@@ -2245,7 +2207,7 @@
                 <w:sz w:val="18"/>
                 <w:u w:val="none"/>
               </w:rPr>
-              <w:t>13</w:t>
+              <w:t>14</w:t>
             </w:r>
           </w:p>
         </w:tc>
@@ -2594,7 +2556,7 @@
                 <w:sz w:val="18"/>
                 <w:u w:val="none"/>
               </w:rPr>
-              <w:t>Date:   07th May, 2026</w:t>
+              <w:t>Date:   15th May, 2026</w:t>
             </w:r>
           </w:p>
         </w:tc>
@@ -2810,7 +2772,7 @@
           <w:sz w:val="20"/>
           <w:u w:val="none"/>
         </w:rPr>
-        <w:t>NIL</w:t>
+        <w:t>H.U.F in which I am a Member – Raj Kumar Jain HUF</w:t>
       </w:r>
     </w:p>
     <w:p>
@@ -2838,7 +2800,7 @@
           <w:sz w:val="20"/>
           <w:u w:val="none"/>
         </w:rPr>
-        <w:t>NIL</w:t>
+        <w:t>Wife: Mrs. Reena Jain</w:t>
       </w:r>
     </w:p>
     <w:p>
@@ -2860,174 +2822,441 @@
         <w:t>:</w:t>
       </w:r>
     </w:p>
-    <w:p>
-      <w:pPr>
-        <w:pStyle w:val="ListNumber"/>
-        <w:spacing w:before="0" w:after="40"/>
-        <w:ind w:left="720"/>
-      </w:pPr>
-      <w:r>
-        <w:rPr>
-          <w:rFonts w:ascii="Adani" w:hAnsi="Adani"/>
-          <w:b w:val="0"/>
-          <w:sz w:val="20"/>
-          <w:u w:val="none"/>
-        </w:rPr>
-        <w:t>Father</w:t>
-        <w:tab/>
-        <w:tab/>
-        <w:t>:</w:t>
-        <w:tab/>
-        <w:t>NIL</w:t>
-      </w:r>
-    </w:p>
-    <w:p>
-      <w:pPr>
-        <w:pStyle w:val="ListNumber"/>
-        <w:spacing w:before="0" w:after="40"/>
-        <w:ind w:left="720"/>
-      </w:pPr>
-      <w:r>
-        <w:rPr>
-          <w:rFonts w:ascii="Adani" w:hAnsi="Adani"/>
-          <w:b w:val="0"/>
-          <w:sz w:val="20"/>
-          <w:u w:val="none"/>
-        </w:rPr>
-        <w:t>Mother</w:t>
-        <w:tab/>
-        <w:tab/>
-        <w:t>:</w:t>
-        <w:tab/>
-        <w:t>NIL</w:t>
-      </w:r>
-    </w:p>
-    <w:p>
-      <w:pPr>
-        <w:pStyle w:val="ListNumber"/>
-        <w:spacing w:before="0" w:after="40"/>
-        <w:ind w:left="720"/>
-      </w:pPr>
-      <w:r>
-        <w:rPr>
-          <w:rFonts w:ascii="Adani" w:hAnsi="Adani"/>
-          <w:b w:val="0"/>
-          <w:sz w:val="20"/>
-          <w:u w:val="none"/>
-        </w:rPr>
-        <w:t>Son</w:t>
-        <w:tab/>
-        <w:tab/>
-        <w:t>:</w:t>
-        <w:tab/>
-        <w:t>NIL</w:t>
-      </w:r>
-    </w:p>
-    <w:p>
-      <w:pPr>
-        <w:pStyle w:val="ListNumber"/>
-        <w:spacing w:before="0" w:after="40"/>
-        <w:ind w:left="720"/>
-      </w:pPr>
-      <w:r>
-        <w:rPr>
-          <w:rFonts w:ascii="Adani" w:hAnsi="Adani"/>
-          <w:b w:val="0"/>
-          <w:sz w:val="20"/>
-          <w:u w:val="none"/>
-        </w:rPr>
-        <w:t>Son's Wife</w:t>
-        <w:tab/>
-        <w:tab/>
-        <w:t>:</w:t>
-        <w:tab/>
-        <w:t>NIL</w:t>
-      </w:r>
-    </w:p>
-    <w:p>
-      <w:pPr>
-        <w:pStyle w:val="ListNumber"/>
-        <w:spacing w:before="0" w:after="40"/>
-        <w:ind w:left="720"/>
-      </w:pPr>
-      <w:r>
-        <w:rPr>
-          <w:rFonts w:ascii="Adani" w:hAnsi="Adani"/>
-          <w:b w:val="0"/>
-          <w:sz w:val="20"/>
-          <w:u w:val="none"/>
-        </w:rPr>
-        <w:t>Daughter</w:t>
-        <w:tab/>
-        <w:tab/>
-        <w:t>:</w:t>
-        <w:tab/>
-        <w:t>NIL</w:t>
-      </w:r>
-    </w:p>
-    <w:p>
-      <w:pPr>
-        <w:pStyle w:val="ListNumber"/>
-        <w:spacing w:before="0" w:after="40"/>
-        <w:ind w:left="720"/>
-      </w:pPr>
-      <w:r>
-        <w:rPr>
-          <w:rFonts w:ascii="Adani" w:hAnsi="Adani"/>
-          <w:b w:val="0"/>
-          <w:sz w:val="20"/>
-          <w:u w:val="none"/>
-        </w:rPr>
-        <w:t>Daughter's Husband</w:t>
-        <w:tab/>
-        <w:tab/>
-        <w:t>:</w:t>
-        <w:tab/>
-        <w:t>NIL</w:t>
-      </w:r>
-    </w:p>
-    <w:p>
-      <w:pPr>
-        <w:pStyle w:val="ListNumber"/>
-        <w:spacing w:before="0" w:after="40"/>
-        <w:ind w:left="720"/>
-      </w:pPr>
-      <w:r>
-        <w:rPr>
-          <w:rFonts w:ascii="Adani" w:hAnsi="Adani"/>
-          <w:b w:val="0"/>
-          <w:sz w:val="20"/>
-          <w:u w:val="none"/>
-        </w:rPr>
-        <w:t>Brother</w:t>
-        <w:tab/>
-        <w:tab/>
-        <w:t>:</w:t>
-        <w:tab/>
-        <w:t>NIL</w:t>
-      </w:r>
-    </w:p>
-    <w:p>
-      <w:pPr>
-        <w:pStyle w:val="ListNumber"/>
-        <w:spacing w:before="0" w:after="40"/>
-        <w:ind w:left="720"/>
-      </w:pPr>
-      <w:r>
-        <w:rPr>
-          <w:rFonts w:ascii="Adani" w:hAnsi="Adani"/>
-          <w:b w:val="0"/>
-          <w:sz w:val="20"/>
-          <w:u w:val="none"/>
-        </w:rPr>
-        <w:t>Sister</w:t>
-        <w:tab/>
-        <w:tab/>
-        <w:t>:</w:t>
-        <w:tab/>
-        <w:t>NIL</w:t>
-      </w:r>
-    </w:p>
+    <w:tbl>
+      <w:tblPr>
+        <w:tblW w:type="auto" w:w="0"/>
+        <w:jc w:val="left"/>
+        <w:tblLook w:firstColumn="1" w:firstRow="1" w:lastColumn="0" w:lastRow="0" w:noHBand="0" w:noVBand="1" w:val="04A0"/>
+      </w:tblPr>
+      <w:tblGrid>
+        <w:gridCol w:w="4536"/>
+        <w:gridCol w:w="4536"/>
+      </w:tblGrid>
+      <w:tr>
+        <w:tc>
+          <w:tcPr>
+            <w:tcW w:type="dxa" w:w="4536"/>
+            <w:tcBorders>
+              <w:top w:val="none"/>
+              <w:bottom w:val="none"/>
+              <w:left w:val="none"/>
+              <w:right w:val="none"/>
+            </w:tcBorders>
+          </w:tcPr>
+          <w:p>
+            <w:pPr>
+              <w:ind w:left="720"/>
+            </w:pPr>
+            <w:r>
+              <w:rPr>
+                <w:rFonts w:ascii="Adani" w:hAnsi="Adani"/>
+                <w:b w:val="0"/>
+                <w:sz w:val="20"/>
+                <w:u w:val="none"/>
+              </w:rPr>
+              <w:t>1.</w:t>
+              <w:tab/>
+              <w:t>Father</w:t>
+              <w:tab/>
+              <w:t>:</w:t>
+            </w:r>
+          </w:p>
+        </w:tc>
+        <w:tc>
+          <w:tcPr>
+            <w:tcW w:type="dxa" w:w="4536"/>
+            <w:tcBorders>
+              <w:top w:val="none"/>
+              <w:bottom w:val="none"/>
+              <w:left w:val="none"/>
+              <w:right w:val="none"/>
+            </w:tcBorders>
+          </w:tcPr>
+          <w:p>
+            <w:r>
+              <w:rPr>
+                <w:rFonts w:ascii="Adani" w:hAnsi="Adani"/>
+                <w:b w:val="0"/>
+                <w:sz w:val="20"/>
+                <w:u w:val="none"/>
+              </w:rPr>
+              <w:t>Mr. Tara Chand Jain</w:t>
+            </w:r>
+          </w:p>
+        </w:tc>
+      </w:tr>
+      <w:tr>
+        <w:tc>
+          <w:tcPr>
+            <w:tcW w:type="dxa" w:w="4536"/>
+            <w:tcBorders>
+              <w:top w:val="none"/>
+              <w:bottom w:val="none"/>
+              <w:left w:val="none"/>
+              <w:right w:val="none"/>
+            </w:tcBorders>
+          </w:tcPr>
+          <w:p>
+            <w:pPr>
+              <w:ind w:left="720"/>
+            </w:pPr>
+            <w:r>
+              <w:rPr>
+                <w:rFonts w:ascii="Adani" w:hAnsi="Adani"/>
+                <w:b w:val="0"/>
+                <w:sz w:val="20"/>
+                <w:u w:val="none"/>
+              </w:rPr>
+              <w:t>2.</w:t>
+              <w:tab/>
+              <w:t>Mother</w:t>
+              <w:tab/>
+              <w:t>:</w:t>
+            </w:r>
+          </w:p>
+        </w:tc>
+        <w:tc>
+          <w:tcPr>
+            <w:tcW w:type="dxa" w:w="4536"/>
+            <w:tcBorders>
+              <w:top w:val="none"/>
+              <w:bottom w:val="none"/>
+              <w:left w:val="none"/>
+              <w:right w:val="none"/>
+            </w:tcBorders>
+          </w:tcPr>
+          <w:p>
+            <w:r>
+              <w:rPr>
+                <w:rFonts w:ascii="Adani" w:hAnsi="Adani"/>
+                <w:b w:val="0"/>
+                <w:sz w:val="20"/>
+                <w:u w:val="none"/>
+              </w:rPr>
+              <w:t>Mrs. Lad Devi Jain</w:t>
+            </w:r>
+          </w:p>
+        </w:tc>
+      </w:tr>
+      <w:tr>
+        <w:tc>
+          <w:tcPr>
+            <w:tcW w:type="dxa" w:w="4536"/>
+            <w:tcBorders>
+              <w:top w:val="none"/>
+              <w:bottom w:val="none"/>
+              <w:left w:val="none"/>
+              <w:right w:val="none"/>
+            </w:tcBorders>
+          </w:tcPr>
+          <w:p>
+            <w:pPr>
+              <w:ind w:left="720"/>
+            </w:pPr>
+            <w:r>
+              <w:rPr>
+                <w:rFonts w:ascii="Adani" w:hAnsi="Adani"/>
+                <w:b w:val="0"/>
+                <w:sz w:val="20"/>
+                <w:u w:val="none"/>
+              </w:rPr>
+              <w:t>3.</w:t>
+              <w:tab/>
+              <w:t>Son</w:t>
+              <w:tab/>
+              <w:t>:</w:t>
+            </w:r>
+          </w:p>
+        </w:tc>
+        <w:tc>
+          <w:tcPr>
+            <w:tcW w:type="dxa" w:w="4536"/>
+            <w:tcBorders>
+              <w:top w:val="none"/>
+              <w:bottom w:val="none"/>
+              <w:left w:val="none"/>
+              <w:right w:val="none"/>
+            </w:tcBorders>
+          </w:tcPr>
+          <w:p>
+            <w:r>
+              <w:rPr>
+                <w:rFonts w:ascii="Adani" w:hAnsi="Adani"/>
+                <w:b w:val="0"/>
+                <w:sz w:val="20"/>
+                <w:u w:val="none"/>
+              </w:rPr>
+              <w:t>Mr. Argham Jain</w:t>
+            </w:r>
+          </w:p>
+        </w:tc>
+      </w:tr>
+      <w:tr>
+        <w:tc>
+          <w:tcPr>
+            <w:tcW w:type="dxa" w:w="4536"/>
+            <w:tcBorders>
+              <w:top w:val="none"/>
+              <w:bottom w:val="none"/>
+              <w:left w:val="none"/>
+              <w:right w:val="none"/>
+            </w:tcBorders>
+          </w:tcPr>
+          <w:p>
+            <w:pPr>
+              <w:ind w:left="720"/>
+            </w:pPr>
+            <w:r>
+              <w:rPr>
+                <w:rFonts w:ascii="Adani" w:hAnsi="Adani"/>
+                <w:b w:val="0"/>
+                <w:sz w:val="20"/>
+                <w:u w:val="none"/>
+              </w:rPr>
+              <w:t>4.</w:t>
+              <w:tab/>
+              <w:t>Son's Wife</w:t>
+              <w:tab/>
+              <w:t>:</w:t>
+            </w:r>
+          </w:p>
+        </w:tc>
+        <w:tc>
+          <w:tcPr>
+            <w:tcW w:type="dxa" w:w="4536"/>
+            <w:tcBorders>
+              <w:top w:val="none"/>
+              <w:bottom w:val="none"/>
+              <w:left w:val="none"/>
+              <w:right w:val="none"/>
+            </w:tcBorders>
+          </w:tcPr>
+          <w:p>
+            <w:r>
+              <w:rPr>
+                <w:rFonts w:ascii="Adani" w:hAnsi="Adani"/>
+                <w:b w:val="0"/>
+                <w:sz w:val="20"/>
+                <w:u w:val="none"/>
+              </w:rPr>
+              <w:t>N.A.</w:t>
+            </w:r>
+          </w:p>
+        </w:tc>
+      </w:tr>
+      <w:tr>
+        <w:tc>
+          <w:tcPr>
+            <w:tcW w:type="dxa" w:w="4536"/>
+            <w:tcBorders>
+              <w:top w:val="none"/>
+              <w:bottom w:val="none"/>
+              <w:left w:val="none"/>
+              <w:right w:val="none"/>
+            </w:tcBorders>
+          </w:tcPr>
+          <w:p>
+            <w:pPr>
+              <w:ind w:left="720"/>
+            </w:pPr>
+            <w:r>
+              <w:rPr>
+                <w:rFonts w:ascii="Adani" w:hAnsi="Adani"/>
+                <w:b w:val="0"/>
+                <w:sz w:val="20"/>
+                <w:u w:val="none"/>
+              </w:rPr>
+              <w:t>5.</w:t>
+              <w:tab/>
+              <w:t>Daughter</w:t>
+              <w:tab/>
+              <w:t>:</w:t>
+            </w:r>
+          </w:p>
+        </w:tc>
+        <w:tc>
+          <w:tcPr>
+            <w:tcW w:type="dxa" w:w="4536"/>
+            <w:tcBorders>
+              <w:top w:val="none"/>
+              <w:bottom w:val="none"/>
+              <w:left w:val="none"/>
+              <w:right w:val="none"/>
+            </w:tcBorders>
+          </w:tcPr>
+          <w:p>
+            <w:r>
+              <w:rPr>
+                <w:rFonts w:ascii="Adani" w:hAnsi="Adani"/>
+                <w:b w:val="0"/>
+                <w:sz w:val="20"/>
+                <w:u w:val="none"/>
+              </w:rPr>
+              <w:t>Ms. Ashmi Jain</w:t>
+            </w:r>
+          </w:p>
+        </w:tc>
+      </w:tr>
+      <w:tr>
+        <w:tc>
+          <w:tcPr>
+            <w:tcW w:type="dxa" w:w="4536"/>
+            <w:tcBorders>
+              <w:top w:val="none"/>
+              <w:bottom w:val="none"/>
+              <w:left w:val="none"/>
+              <w:right w:val="none"/>
+            </w:tcBorders>
+          </w:tcPr>
+          <w:p>
+            <w:pPr>
+              <w:ind w:left="720"/>
+            </w:pPr>
+            <w:r>
+              <w:rPr>
+                <w:rFonts w:ascii="Adani" w:hAnsi="Adani"/>
+                <w:b w:val="0"/>
+                <w:sz w:val="20"/>
+                <w:u w:val="none"/>
+              </w:rPr>
+              <w:t>6.</w:t>
+              <w:tab/>
+              <w:t>Daughter's Husband</w:t>
+              <w:tab/>
+              <w:t>:</w:t>
+            </w:r>
+          </w:p>
+        </w:tc>
+        <w:tc>
+          <w:tcPr>
+            <w:tcW w:type="dxa" w:w="4536"/>
+            <w:tcBorders>
+              <w:top w:val="none"/>
+              <w:bottom w:val="none"/>
+              <w:left w:val="none"/>
+              <w:right w:val="none"/>
+            </w:tcBorders>
+          </w:tcPr>
+          <w:p>
+            <w:r>
+              <w:rPr>
+                <w:rFonts w:ascii="Adani" w:hAnsi="Adani"/>
+                <w:b w:val="0"/>
+                <w:sz w:val="20"/>
+                <w:u w:val="none"/>
+              </w:rPr>
+              <w:t>N.A.</w:t>
+            </w:r>
+          </w:p>
+        </w:tc>
+      </w:tr>
+      <w:tr>
+        <w:tc>
+          <w:tcPr>
+            <w:tcW w:type="dxa" w:w="4536"/>
+            <w:tcBorders>
+              <w:top w:val="none"/>
+              <w:bottom w:val="none"/>
+              <w:left w:val="none"/>
+              <w:right w:val="none"/>
+            </w:tcBorders>
+          </w:tcPr>
+          <w:p>
+            <w:pPr>
+              <w:ind w:left="720"/>
+            </w:pPr>
+            <w:r>
+              <w:rPr>
+                <w:rFonts w:ascii="Adani" w:hAnsi="Adani"/>
+                <w:b w:val="0"/>
+                <w:sz w:val="20"/>
+                <w:u w:val="none"/>
+              </w:rPr>
+              <w:t>7.</w:t>
+              <w:tab/>
+              <w:t>Brother</w:t>
+              <w:tab/>
+              <w:t>:</w:t>
+            </w:r>
+          </w:p>
+        </w:tc>
+        <w:tc>
+          <w:tcPr>
+            <w:tcW w:type="dxa" w:w="4536"/>
+            <w:tcBorders>
+              <w:top w:val="none"/>
+              <w:bottom w:val="none"/>
+              <w:left w:val="none"/>
+              <w:right w:val="none"/>
+            </w:tcBorders>
+          </w:tcPr>
+          <w:p>
+            <w:r>
+              <w:rPr>
+                <w:rFonts w:ascii="Adani" w:hAnsi="Adani"/>
+                <w:b w:val="0"/>
+                <w:sz w:val="20"/>
+                <w:u w:val="none"/>
+              </w:rPr>
+              <w:t>Mr. Kamlesh Jain Mr. Vimal Jain, Mr.Mukesh Jain</w:t>
+            </w:r>
+          </w:p>
+        </w:tc>
+      </w:tr>
+      <w:tr>
+        <w:tc>
+          <w:tcPr>
+            <w:tcW w:type="dxa" w:w="4536"/>
+            <w:tcBorders>
+              <w:top w:val="none"/>
+              <w:bottom w:val="none"/>
+              <w:left w:val="none"/>
+              <w:right w:val="none"/>
+            </w:tcBorders>
+          </w:tcPr>
+          <w:p>
+            <w:pPr>
+              <w:ind w:left="720"/>
+            </w:pPr>
+            <w:r>
+              <w:rPr>
+                <w:rFonts w:ascii="Adani" w:hAnsi="Adani"/>
+                <w:b w:val="0"/>
+                <w:sz w:val="20"/>
+                <w:u w:val="none"/>
+              </w:rPr>
+              <w:t>8.</w:t>
+              <w:tab/>
+              <w:t>Sister</w:t>
+              <w:tab/>
+              <w:t>:</w:t>
+            </w:r>
+          </w:p>
+        </w:tc>
+        <w:tc>
+          <w:tcPr>
+            <w:tcW w:type="dxa" w:w="4536"/>
+            <w:tcBorders>
+              <w:top w:val="none"/>
+              <w:bottom w:val="none"/>
+              <w:left w:val="none"/>
+              <w:right w:val="none"/>
+            </w:tcBorders>
+          </w:tcPr>
+          <w:p>
+            <w:r>
+              <w:rPr>
+                <w:rFonts w:ascii="Adani" w:hAnsi="Adani"/>
+                <w:b w:val="0"/>
+                <w:sz w:val="20"/>
+                <w:u w:val="none"/>
+              </w:rPr>
+              <w:t>N.A.</w:t>
+            </w:r>
+          </w:p>
+        </w:tc>
+      </w:tr>
+    </w:tbl>
     <w:p/>
     <w:p>
       <w:pPr>
@@ -3364,7 +3593,7 @@
                 <w:sz w:val="18"/>
                 <w:u w:val="none"/>
               </w:rPr>
-              <w:t>Date:   07th May, 2026</w:t>
+              <w:t>Date:   15th May, 2026</w:t>
             </w:r>
           </w:p>
         </w:tc>
@@ -3525,7 +3754,7 @@
           <w:sz w:val="20"/>
           <w:u w:val="none"/>
         </w:rPr>
-        <w:t>07th May, 2026</w:t>
+        <w:t>15th May, 2026</w:t>
       </w:r>
     </w:p>
     <w:p>
@@ -3721,6 +3950,21 @@
           <w:u w:val="none"/>
         </w:rPr>
         <w:t>ADANI GREEN ENERGY (TAMILNADU) LIMITED</w:t>
+      </w:r>
+    </w:p>
+    <w:p>
+      <w:pPr>
+        <w:spacing w:before="0" w:after="20"/>
+        <w:jc w:val="left"/>
+      </w:pPr>
+      <w:r>
+        <w:rPr>
+          <w:rFonts w:ascii="Adani" w:hAnsi="Adani"/>
+          <w:b/>
+          <w:sz w:val="20"/>
+          <w:u w:val="none"/>
+        </w:rPr>
+        <w:t>RAMNAD SOLAR POWER LIMITED</w:t>
       </w:r>
     </w:p>
     <w:p>
@@ -3962,6 +4206,21 @@
           <w:u w:val="none"/>
         </w:rPr>
         <w:t>ADANI GREEN ENERGY (TAMILNADU) LIMITED</w:t>
+      </w:r>
+    </w:p>
+    <w:p>
+      <w:pPr>
+        <w:spacing w:before="0" w:after="20"/>
+        <w:jc w:val="left"/>
+      </w:pPr>
+      <w:r>
+        <w:rPr>
+          <w:rFonts w:ascii="Adani" w:hAnsi="Adani"/>
+          <w:b w:val="0"/>
+          <w:sz w:val="20"/>
+          <w:u w:val="none"/>
+        </w:rPr>
+        <w:t>RAMNAD SOLAR POWER LIMITED</w:t>
       </w:r>
     </w:p>
     <w:p>
@@ -4799,7 +5058,7 @@
                 <w:sz w:val="18"/>
                 <w:u w:val="none"/>
               </w:rPr>
-              <w:t>13</w:t>
+              <w:t>14</w:t>
             </w:r>
           </w:p>
         </w:tc>
@@ -6226,6 +6485,120 @@
                 <w:sz w:val="18"/>
                 <w:u w:val="none"/>
               </w:rPr>
+              <w:t>U40106GJ2015PLC083404</w:t>
+            </w:r>
+          </w:p>
+        </w:tc>
+        <w:tc>
+          <w:tcPr>
+            <w:tcW w:type="dxa" w:w="4252"/>
+            <w:shd w:val="clear" w:color="auto" w:fill="FFFFFF"/>
+            <w:tcBorders>
+              <w:top w:val="single" w:sz="4" w:space="0" w:color="000000"/>
+              <w:left w:val="single" w:sz="4" w:space="0" w:color="000000"/>
+              <w:bottom w:val="single" w:sz="4" w:space="0" w:color="000000"/>
+              <w:right w:val="single" w:sz="4" w:space="0" w:color="000000"/>
+            </w:tcBorders>
+            <w:vAlign w:val="center"/>
+          </w:tcPr>
+          <w:p>
+            <w:pPr>
+              <w:spacing w:before="40" w:after="40"/>
+              <w:jc w:val="left"/>
+            </w:pPr>
+            <w:r>
+              <w:rPr>
+                <w:rFonts w:ascii="Adani" w:hAnsi="Adani"/>
+                <w:b w:val="0"/>
+                <w:sz w:val="18"/>
+                <w:u w:val="none"/>
+              </w:rPr>
+              <w:t>RAMNAD SOLAR POWER LIMITED</w:t>
+            </w:r>
+          </w:p>
+        </w:tc>
+        <w:tc>
+          <w:tcPr>
+            <w:tcW w:type="dxa" w:w="1587"/>
+            <w:shd w:val="clear" w:color="auto" w:fill="FFFFFF"/>
+            <w:tcBorders>
+              <w:top w:val="single" w:sz="4" w:space="0" w:color="000000"/>
+              <w:left w:val="single" w:sz="4" w:space="0" w:color="000000"/>
+              <w:bottom w:val="single" w:sz="4" w:space="0" w:color="000000"/>
+              <w:right w:val="single" w:sz="4" w:space="0" w:color="000000"/>
+            </w:tcBorders>
+            <w:vAlign w:val="center"/>
+          </w:tcPr>
+          <w:p>
+            <w:pPr>
+              <w:spacing w:before="40" w:after="40"/>
+              <w:jc w:val="left"/>
+            </w:pPr>
+            <w:r>
+              <w:rPr>
+                <w:rFonts w:ascii="Adani" w:hAnsi="Adani"/>
+                <w:b w:val="0"/>
+                <w:sz w:val="18"/>
+                <w:u w:val="none"/>
+              </w:rPr>
+              <w:t>Wholetime Director</w:t>
+            </w:r>
+          </w:p>
+        </w:tc>
+        <w:tc>
+          <w:tcPr>
+            <w:tcW w:type="dxa" w:w="1304"/>
+            <w:shd w:val="clear" w:color="auto" w:fill="FFFFFF"/>
+            <w:tcBorders>
+              <w:top w:val="single" w:sz="4" w:space="0" w:color="000000"/>
+              <w:left w:val="single" w:sz="4" w:space="0" w:color="000000"/>
+              <w:bottom w:val="single" w:sz="4" w:space="0" w:color="000000"/>
+              <w:right w:val="single" w:sz="4" w:space="0" w:color="000000"/>
+            </w:tcBorders>
+            <w:vAlign w:val="center"/>
+          </w:tcPr>
+          <w:p>
+            <w:pPr>
+              <w:spacing w:before="40" w:after="40"/>
+              <w:jc w:val="left"/>
+            </w:pPr>
+            <w:r>
+              <w:rPr>
+                <w:rFonts w:ascii="Adani" w:hAnsi="Adani"/>
+                <w:b w:val="0"/>
+                <w:sz w:val="18"/>
+                <w:u w:val="none"/>
+              </w:rPr>
+              <w:t>08/11/2017</w:t>
+            </w:r>
+          </w:p>
+        </w:tc>
+      </w:tr>
+      <w:tr>
+        <w:tc>
+          <w:tcPr>
+            <w:tcW w:type="dxa" w:w="2268"/>
+            <w:shd w:val="clear" w:color="auto" w:fill="FFFFFF"/>
+            <w:tcBorders>
+              <w:top w:val="single" w:sz="4" w:space="0" w:color="000000"/>
+              <w:left w:val="single" w:sz="4" w:space="0" w:color="000000"/>
+              <w:bottom w:val="single" w:sz="4" w:space="0" w:color="000000"/>
+              <w:right w:val="single" w:sz="4" w:space="0" w:color="000000"/>
+            </w:tcBorders>
+            <w:vAlign w:val="center"/>
+          </w:tcPr>
+          <w:p>
+            <w:pPr>
+              <w:spacing w:before="40" w:after="40"/>
+              <w:jc w:val="left"/>
+            </w:pPr>
+            <w:r>
+              <w:rPr>
+                <w:rFonts w:ascii="Adani" w:hAnsi="Adani"/>
+                <w:b w:val="0"/>
+                <w:sz w:val="18"/>
+                <w:u w:val="none"/>
+              </w:rPr>
               <w:t>U70101GJ2015PTC083633</w:t>
             </w:r>
           </w:p>

--- a/Backend/Director_Disclosure/Output_Disclosures/2024-25/ADANI_GREEN_ENERGY__TAMILNADU__LIMITED/MBP-1/MBP1_Raj_Kumar_Jain_07414460.docx
+++ b/Backend/Director_Disclosure/Output_Disclosures/2024-25/ADANI_GREEN_ENERGY__TAMILNADU__LIMITED/MBP-1/MBP1_Raj_Kumar_Jain_07414460.docx
@@ -815,7 +815,7 @@
                 <w:sz w:val="18"/>
                 <w:u w:val="none"/>
               </w:rPr>
-              <w:t>WIND THREE RENERGY LIMITED</w:t>
+              <w:t>WIND ONE RENERGY LIMITED</w:t>
             </w:r>
           </w:p>
         </w:tc>
@@ -957,7 +957,7 @@
                 <w:sz w:val="18"/>
                 <w:u w:val="none"/>
               </w:rPr>
-              <w:t>WIND ONE RENERGY LIMITED</w:t>
+              <w:t>WIND THREE RENERGY LIMITED</w:t>
             </w:r>
           </w:p>
         </w:tc>
@@ -1809,7 +1809,7 @@
                 <w:sz w:val="18"/>
                 <w:u w:val="none"/>
               </w:rPr>
-              <w:t>ADANI GREEN ENERGY (TAMILNADU) LIMITED</w:t>
+              <w:t>RAMNAD SOLAR POWER LIMITED</w:t>
             </w:r>
           </w:p>
         </w:tc>
@@ -1837,7 +1837,7 @@
                 <w:sz w:val="18"/>
                 <w:u w:val="none"/>
               </w:rPr>
-              <w:t>Director</w:t>
+              <w:t>Wholetime Director</w:t>
             </w:r>
           </w:p>
         </w:tc>
@@ -1951,7 +1951,7 @@
                 <w:sz w:val="18"/>
                 <w:u w:val="none"/>
               </w:rPr>
-              <w:t>RAMNAD SOLAR POWER LIMITED</w:t>
+              <w:t>ADANI GREEN ENERGY (TAMILNADU) LIMITED</w:t>
             </w:r>
           </w:p>
         </w:tc>
@@ -1979,7 +1979,7 @@
                 <w:sz w:val="18"/>
                 <w:u w:val="none"/>
               </w:rPr>
-              <w:t>Wholetime Director</w:t>
+              <w:t>Director</w:t>
             </w:r>
           </w:p>
         </w:tc>
@@ -2556,7 +2556,7 @@
                 <w:sz w:val="18"/>
                 <w:u w:val="none"/>
               </w:rPr>
-              <w:t>Date:   15th May, 2026</w:t>
+              <w:t>Date:   27th May, 2026</w:t>
             </w:r>
           </w:p>
         </w:tc>
@@ -3593,7 +3593,7 @@
                 <w:sz w:val="18"/>
                 <w:u w:val="none"/>
               </w:rPr>
-              <w:t>Date:   15th May, 2026</w:t>
+              <w:t>Date:   27th May, 2026</w:t>
             </w:r>
           </w:p>
         </w:tc>
@@ -3754,7 +3754,7 @@
           <w:sz w:val="20"/>
           <w:u w:val="none"/>
         </w:rPr>
-        <w:t>15th May, 2026</w:t>
+        <w:t>27th May, 2026</w:t>
       </w:r>
     </w:p>
     <w:p>
@@ -3844,7 +3844,7 @@
           <w:sz w:val="20"/>
           <w:u w:val="none"/>
         </w:rPr>
-        <w:t>WIND THREE RENERGY LIMITED</w:t>
+        <w:t>WIND ONE RENERGY LIMITED</w:t>
       </w:r>
     </w:p>
     <w:p>
@@ -3859,7 +3859,7 @@
           <w:sz w:val="20"/>
           <w:u w:val="none"/>
         </w:rPr>
-        <w:t>WIND ONE RENERGY LIMITED</w:t>
+        <w:t>WIND THREE RENERGY LIMITED</w:t>
       </w:r>
     </w:p>
     <w:p>
@@ -3949,7 +3949,7 @@
           <w:sz w:val="20"/>
           <w:u w:val="none"/>
         </w:rPr>
-        <w:t>ADANI GREEN ENERGY (TAMILNADU) LIMITED</w:t>
+        <w:t>RAMNAD SOLAR POWER LIMITED</w:t>
       </w:r>
     </w:p>
     <w:p>
@@ -3964,7 +3964,7 @@
           <w:sz w:val="20"/>
           <w:u w:val="none"/>
         </w:rPr>
-        <w:t>RAMNAD SOLAR POWER LIMITED</w:t>
+        <w:t>ADANI GREEN ENERGY (TAMILNADU) LIMITED</w:t>
       </w:r>
     </w:p>
     <w:p>
@@ -4100,7 +4100,7 @@
           <w:sz w:val="20"/>
           <w:u w:val="none"/>
         </w:rPr>
-        <w:t>WIND THREE RENERGY LIMITED</w:t>
+        <w:t>WIND ONE RENERGY LIMITED</w:t>
       </w:r>
     </w:p>
     <w:p>
@@ -4115,7 +4115,7 @@
           <w:sz w:val="20"/>
           <w:u w:val="none"/>
         </w:rPr>
-        <w:t>WIND ONE RENERGY LIMITED</w:t>
+        <w:t>WIND THREE RENERGY LIMITED</w:t>
       </w:r>
     </w:p>
     <w:p>
@@ -4205,7 +4205,7 @@
           <w:sz w:val="20"/>
           <w:u w:val="none"/>
         </w:rPr>
-        <w:t>ADANI GREEN ENERGY (TAMILNADU) LIMITED</w:t>
+        <w:t>RAMNAD SOLAR POWER LIMITED</w:t>
       </w:r>
     </w:p>
     <w:p>
@@ -4220,7 +4220,7 @@
           <w:sz w:val="20"/>
           <w:u w:val="none"/>
         </w:rPr>
-        <w:t>RAMNAD SOLAR POWER LIMITED</w:t>
+        <w:t>ADANI GREEN ENERGY (TAMILNADU) LIMITED</w:t>
       </w:r>
     </w:p>
     <w:p>
@@ -5573,7 +5573,7 @@
                 <w:sz w:val="18"/>
                 <w:u w:val="none"/>
               </w:rPr>
-              <w:t>U40200GJ2017PLC096956</w:t>
+              <w:t>U40106GJ2017PLC097088</w:t>
             </w:r>
           </w:p>
         </w:tc>
@@ -5601,7 +5601,7 @@
                 <w:sz w:val="18"/>
                 <w:u w:val="none"/>
               </w:rPr>
-              <w:t>WIND THREE RENERGY LIMITED</w:t>
+              <w:t>WIND ONE RENERGY LIMITED</w:t>
             </w:r>
           </w:p>
         </w:tc>
@@ -5687,7 +5687,7 @@
                 <w:sz w:val="18"/>
                 <w:u w:val="none"/>
               </w:rPr>
-              <w:t>U40106GJ2017PLC097088</w:t>
+              <w:t>U40200GJ2017PLC096956</w:t>
             </w:r>
           </w:p>
         </w:tc>
@@ -5715,7 +5715,7 @@
                 <w:sz w:val="18"/>
                 <w:u w:val="none"/>
               </w:rPr>
-              <w:t>WIND ONE RENERGY LIMITED</w:t>
+              <w:t>WIND THREE RENERGY LIMITED</w:t>
             </w:r>
           </w:p>
         </w:tc>
@@ -6371,6 +6371,120 @@
                 <w:sz w:val="18"/>
                 <w:u w:val="none"/>
               </w:rPr>
+              <w:t>U40106GJ2015PLC083404</w:t>
+            </w:r>
+          </w:p>
+        </w:tc>
+        <w:tc>
+          <w:tcPr>
+            <w:tcW w:type="dxa" w:w="4252"/>
+            <w:shd w:val="clear" w:color="auto" w:fill="FFFFFF"/>
+            <w:tcBorders>
+              <w:top w:val="single" w:sz="4" w:space="0" w:color="000000"/>
+              <w:left w:val="single" w:sz="4" w:space="0" w:color="000000"/>
+              <w:bottom w:val="single" w:sz="4" w:space="0" w:color="000000"/>
+              <w:right w:val="single" w:sz="4" w:space="0" w:color="000000"/>
+            </w:tcBorders>
+            <w:vAlign w:val="center"/>
+          </w:tcPr>
+          <w:p>
+            <w:pPr>
+              <w:spacing w:before="40" w:after="40"/>
+              <w:jc w:val="left"/>
+            </w:pPr>
+            <w:r>
+              <w:rPr>
+                <w:rFonts w:ascii="Adani" w:hAnsi="Adani"/>
+                <w:b w:val="0"/>
+                <w:sz w:val="18"/>
+                <w:u w:val="none"/>
+              </w:rPr>
+              <w:t>RAMNAD SOLAR POWER LIMITED</w:t>
+            </w:r>
+          </w:p>
+        </w:tc>
+        <w:tc>
+          <w:tcPr>
+            <w:tcW w:type="dxa" w:w="1587"/>
+            <w:shd w:val="clear" w:color="auto" w:fill="FFFFFF"/>
+            <w:tcBorders>
+              <w:top w:val="single" w:sz="4" w:space="0" w:color="000000"/>
+              <w:left w:val="single" w:sz="4" w:space="0" w:color="000000"/>
+              <w:bottom w:val="single" w:sz="4" w:space="0" w:color="000000"/>
+              <w:right w:val="single" w:sz="4" w:space="0" w:color="000000"/>
+            </w:tcBorders>
+            <w:vAlign w:val="center"/>
+          </w:tcPr>
+          <w:p>
+            <w:pPr>
+              <w:spacing w:before="40" w:after="40"/>
+              <w:jc w:val="left"/>
+            </w:pPr>
+            <w:r>
+              <w:rPr>
+                <w:rFonts w:ascii="Adani" w:hAnsi="Adani"/>
+                <w:b w:val="0"/>
+                <w:sz w:val="18"/>
+                <w:u w:val="none"/>
+              </w:rPr>
+              <w:t>Wholetime Director</w:t>
+            </w:r>
+          </w:p>
+        </w:tc>
+        <w:tc>
+          <w:tcPr>
+            <w:tcW w:type="dxa" w:w="1304"/>
+            <w:shd w:val="clear" w:color="auto" w:fill="FFFFFF"/>
+            <w:tcBorders>
+              <w:top w:val="single" w:sz="4" w:space="0" w:color="000000"/>
+              <w:left w:val="single" w:sz="4" w:space="0" w:color="000000"/>
+              <w:bottom w:val="single" w:sz="4" w:space="0" w:color="000000"/>
+              <w:right w:val="single" w:sz="4" w:space="0" w:color="000000"/>
+            </w:tcBorders>
+            <w:vAlign w:val="center"/>
+          </w:tcPr>
+          <w:p>
+            <w:pPr>
+              <w:spacing w:before="40" w:after="40"/>
+              <w:jc w:val="left"/>
+            </w:pPr>
+            <w:r>
+              <w:rPr>
+                <w:rFonts w:ascii="Adani" w:hAnsi="Adani"/>
+                <w:b w:val="0"/>
+                <w:sz w:val="18"/>
+                <w:u w:val="none"/>
+              </w:rPr>
+              <w:t>08/11/2017</w:t>
+            </w:r>
+          </w:p>
+        </w:tc>
+      </w:tr>
+      <w:tr>
+        <w:tc>
+          <w:tcPr>
+            <w:tcW w:type="dxa" w:w="2268"/>
+            <w:shd w:val="clear" w:color="auto" w:fill="FFFFFF"/>
+            <w:tcBorders>
+              <w:top w:val="single" w:sz="4" w:space="0" w:color="000000"/>
+              <w:left w:val="single" w:sz="4" w:space="0" w:color="000000"/>
+              <w:bottom w:val="single" w:sz="4" w:space="0" w:color="000000"/>
+              <w:right w:val="single" w:sz="4" w:space="0" w:color="000000"/>
+            </w:tcBorders>
+            <w:vAlign w:val="center"/>
+          </w:tcPr>
+          <w:p>
+            <w:pPr>
+              <w:spacing w:before="40" w:after="40"/>
+              <w:jc w:val="left"/>
+            </w:pPr>
+            <w:r>
+              <w:rPr>
+                <w:rFonts w:ascii="Adani" w:hAnsi="Adani"/>
+                <w:b w:val="0"/>
+                <w:sz w:val="18"/>
+                <w:u w:val="none"/>
+              </w:rPr>
               <w:t>U40300GJ2015PLC082578</w:t>
             </w:r>
           </w:p>
@@ -6428,120 +6542,6 @@
                 <w:u w:val="none"/>
               </w:rPr>
               <w:t>Director</w:t>
-            </w:r>
-          </w:p>
-        </w:tc>
-        <w:tc>
-          <w:tcPr>
-            <w:tcW w:type="dxa" w:w="1304"/>
-            <w:shd w:val="clear" w:color="auto" w:fill="FFFFFF"/>
-            <w:tcBorders>
-              <w:top w:val="single" w:sz="4" w:space="0" w:color="000000"/>
-              <w:left w:val="single" w:sz="4" w:space="0" w:color="000000"/>
-              <w:bottom w:val="single" w:sz="4" w:space="0" w:color="000000"/>
-              <w:right w:val="single" w:sz="4" w:space="0" w:color="000000"/>
-            </w:tcBorders>
-            <w:vAlign w:val="center"/>
-          </w:tcPr>
-          <w:p>
-            <w:pPr>
-              <w:spacing w:before="40" w:after="40"/>
-              <w:jc w:val="left"/>
-            </w:pPr>
-            <w:r>
-              <w:rPr>
-                <w:rFonts w:ascii="Adani" w:hAnsi="Adani"/>
-                <w:b w:val="0"/>
-                <w:sz w:val="18"/>
-                <w:u w:val="none"/>
-              </w:rPr>
-              <w:t>08/11/2017</w:t>
-            </w:r>
-          </w:p>
-        </w:tc>
-      </w:tr>
-      <w:tr>
-        <w:tc>
-          <w:tcPr>
-            <w:tcW w:type="dxa" w:w="2268"/>
-            <w:shd w:val="clear" w:color="auto" w:fill="FFFFFF"/>
-            <w:tcBorders>
-              <w:top w:val="single" w:sz="4" w:space="0" w:color="000000"/>
-              <w:left w:val="single" w:sz="4" w:space="0" w:color="000000"/>
-              <w:bottom w:val="single" w:sz="4" w:space="0" w:color="000000"/>
-              <w:right w:val="single" w:sz="4" w:space="0" w:color="000000"/>
-            </w:tcBorders>
-            <w:vAlign w:val="center"/>
-          </w:tcPr>
-          <w:p>
-            <w:pPr>
-              <w:spacing w:before="40" w:after="40"/>
-              <w:jc w:val="left"/>
-            </w:pPr>
-            <w:r>
-              <w:rPr>
-                <w:rFonts w:ascii="Adani" w:hAnsi="Adani"/>
-                <w:b w:val="0"/>
-                <w:sz w:val="18"/>
-                <w:u w:val="none"/>
-              </w:rPr>
-              <w:t>U40106GJ2015PLC083404</w:t>
-            </w:r>
-          </w:p>
-        </w:tc>
-        <w:tc>
-          <w:tcPr>
-            <w:tcW w:type="dxa" w:w="4252"/>
-            <w:shd w:val="clear" w:color="auto" w:fill="FFFFFF"/>
-            <w:tcBorders>
-              <w:top w:val="single" w:sz="4" w:space="0" w:color="000000"/>
-              <w:left w:val="single" w:sz="4" w:space="0" w:color="000000"/>
-              <w:bottom w:val="single" w:sz="4" w:space="0" w:color="000000"/>
-              <w:right w:val="single" w:sz="4" w:space="0" w:color="000000"/>
-            </w:tcBorders>
-            <w:vAlign w:val="center"/>
-          </w:tcPr>
-          <w:p>
-            <w:pPr>
-              <w:spacing w:before="40" w:after="40"/>
-              <w:jc w:val="left"/>
-            </w:pPr>
-            <w:r>
-              <w:rPr>
-                <w:rFonts w:ascii="Adani" w:hAnsi="Adani"/>
-                <w:b w:val="0"/>
-                <w:sz w:val="18"/>
-                <w:u w:val="none"/>
-              </w:rPr>
-              <w:t>RAMNAD SOLAR POWER LIMITED</w:t>
-            </w:r>
-          </w:p>
-        </w:tc>
-        <w:tc>
-          <w:tcPr>
-            <w:tcW w:type="dxa" w:w="1587"/>
-            <w:shd w:val="clear" w:color="auto" w:fill="FFFFFF"/>
-            <w:tcBorders>
-              <w:top w:val="single" w:sz="4" w:space="0" w:color="000000"/>
-              <w:left w:val="single" w:sz="4" w:space="0" w:color="000000"/>
-              <w:bottom w:val="single" w:sz="4" w:space="0" w:color="000000"/>
-              <w:right w:val="single" w:sz="4" w:space="0" w:color="000000"/>
-            </w:tcBorders>
-            <w:vAlign w:val="center"/>
-          </w:tcPr>
-          <w:p>
-            <w:pPr>
-              <w:spacing w:before="40" w:after="40"/>
-              <w:jc w:val="left"/>
-            </w:pPr>
-            <w:r>
-              <w:rPr>
-                <w:rFonts w:ascii="Adani" w:hAnsi="Adani"/>
-                <w:b w:val="0"/>
-                <w:sz w:val="18"/>
-                <w:u w:val="none"/>
-              </w:rPr>
-              <w:t>Wholetime Director</w:t>
             </w:r>
           </w:p>
         </w:tc>
